--- a/briefings/线口监测午报-2026-09-03.docx
+++ b/briefings/线口监测午报-2026-09-03.docx
@@ -22,7 +22,7 @@
           <w:color w:val="888888"/>
           <w:sz w:val="18"/>
         </w:rPr>
-        <w:t>监测窗口:近48小时 | 生成时间:2026-09-03 15:20</w:t>
+        <w:t>监测窗口:近48小时 | 生成时间:2026-09-03 16:22</w:t>
       </w:r>
     </w:p>
     <w:p>
@@ -70,6 +70,210 @@
           <w:color w:val="888888"/>
           <w:sz w:val="24"/>
         </w:rPr>
+        <w:t>微软调整财报口径：智能体与基础设施、设备与消费者 2 板块，Azure 营收纳入报告范围</w:t>
+      </w:r>
+    </w:p>
+    <w:p>
+      <w:r>
+        <w:rPr>
+          <w:rFonts w:ascii="Times New Roman" w:hAnsi="Times New Roman" w:eastAsia="宋体"/>
+          <w:color w:val="888888"/>
+          <w:sz w:val="18"/>
+        </w:rPr>
+        <w:t>来源:IT之家 | 时间:09-03 16:21</w:t>
+      </w:r>
+    </w:p>
+    <w:p>
+      <w:r>
+        <w:rPr>
+          <w:rFonts w:ascii="Times New Roman" w:hAnsi="Times New Roman" w:eastAsia="宋体"/>
+          <w:sz w:val="18"/>
+        </w:rPr>
+        <w:t>链接:</w:t>
+      </w:r>
+      <w:hyperlink r:id="rId9">
+        <w:r>
+          <w:rPr>
+            <w:color w:val="0563C1"/>
+            <w:u w:val="single"/>
+          </w:rPr>
+          <w:t>微软调整财报口径：智能体与基础设施、设备与消费者 2 板块，Azure 营收纳入报告范围</w:t>
+        </w:r>
+      </w:hyperlink>
+    </w:p>
+    <w:p>
+      <w:pPr>
+        <w:pStyle w:val="Heading3"/>
+      </w:pPr>
+      <w:r>
+        <w:rPr>
+          <w:rFonts w:ascii="Times New Roman" w:hAnsi="Times New Roman" w:eastAsia="黑体"/>
+          <w:b w:val="0"/>
+          <w:color w:val="888888"/>
+          <w:sz w:val="24"/>
+        </w:rPr>
+        <w:t>【C级·参考】</w:t>
+      </w:r>
+      <w:r>
+        <w:rPr>
+          <w:rFonts w:ascii="Times New Roman" w:hAnsi="Times New Roman" w:eastAsia="黑体"/>
+          <w:b w:val="0"/>
+          <w:color w:val="888888"/>
+          <w:sz w:val="24"/>
+        </w:rPr>
+        <w:t>阿里智能体编程平台 Qoder 上线“眼镜版”，将接入千问和乐奇 AI 眼镜</w:t>
+      </w:r>
+    </w:p>
+    <w:p>
+      <w:r>
+        <w:rPr>
+          <w:rFonts w:ascii="Times New Roman" w:hAnsi="Times New Roman" w:eastAsia="宋体"/>
+          <w:color w:val="888888"/>
+          <w:sz w:val="18"/>
+        </w:rPr>
+        <w:t>来源:IT之家 | 时间:09-03 15:49</w:t>
+      </w:r>
+    </w:p>
+    <w:p>
+      <w:r>
+        <w:rPr>
+          <w:rFonts w:ascii="Times New Roman" w:hAnsi="Times New Roman" w:eastAsia="宋体"/>
+          <w:sz w:val="18"/>
+        </w:rPr>
+        <w:t>链接:</w:t>
+      </w:r>
+      <w:hyperlink r:id="rId10">
+        <w:r>
+          <w:rPr>
+            <w:color w:val="0563C1"/>
+            <w:u w:val="single"/>
+          </w:rPr>
+          <w:t>阿里智能体编程平台 Qoder 上线“眼镜版”，将接入千问和乐奇 AI 眼镜</w:t>
+        </w:r>
+      </w:hyperlink>
+    </w:p>
+    <w:p>
+      <w:pPr>
+        <w:pStyle w:val="Heading3"/>
+      </w:pPr>
+      <w:r>
+        <w:rPr>
+          <w:rFonts w:ascii="Times New Roman" w:hAnsi="Times New Roman" w:eastAsia="黑体"/>
+          <w:b w:val="0"/>
+          <w:color w:val="888888"/>
+          <w:sz w:val="24"/>
+        </w:rPr>
+        <w:t>【C级·参考】</w:t>
+      </w:r>
+      <w:r>
+        <w:rPr>
+          <w:rFonts w:ascii="Times New Roman" w:hAnsi="Times New Roman" w:eastAsia="黑体"/>
+          <w:b w:val="0"/>
+          <w:color w:val="888888"/>
+          <w:sz w:val="24"/>
+        </w:rPr>
+        <w:t>印度首富押注云电脑：8 年老 PC 无需升级，也能运行 AI 应用</w:t>
+      </w:r>
+    </w:p>
+    <w:p>
+      <w:r>
+        <w:rPr>
+          <w:rFonts w:ascii="Times New Roman" w:hAnsi="Times New Roman" w:eastAsia="宋体"/>
+          <w:color w:val="888888"/>
+          <w:sz w:val="18"/>
+        </w:rPr>
+        <w:t>来源:IT之家 | 时间:09-03 15:42</w:t>
+      </w:r>
+    </w:p>
+    <w:p>
+      <w:r>
+        <w:rPr>
+          <w:rFonts w:ascii="Times New Roman" w:hAnsi="Times New Roman" w:eastAsia="宋体"/>
+          <w:sz w:val="18"/>
+        </w:rPr>
+        <w:t>链接:</w:t>
+      </w:r>
+      <w:hyperlink r:id="rId11">
+        <w:r>
+          <w:rPr>
+            <w:color w:val="0563C1"/>
+            <w:u w:val="single"/>
+          </w:rPr>
+          <w:t>印度首富押注云电脑：8 年老 PC 无需升级，也能运行 AI 应用</w:t>
+        </w:r>
+      </w:hyperlink>
+    </w:p>
+    <w:p>
+      <w:pPr>
+        <w:pStyle w:val="Heading3"/>
+      </w:pPr>
+      <w:r>
+        <w:rPr>
+          <w:rFonts w:ascii="Times New Roman" w:hAnsi="Times New Roman" w:eastAsia="黑体"/>
+          <w:b w:val="0"/>
+          <w:color w:val="888888"/>
+          <w:sz w:val="24"/>
+        </w:rPr>
+        <w:t>【C级·参考】</w:t>
+      </w:r>
+      <w:r>
+        <w:rPr>
+          <w:rFonts w:ascii="Times New Roman" w:hAnsi="Times New Roman" w:eastAsia="黑体"/>
+          <w:b w:val="0"/>
+          <w:color w:val="888888"/>
+          <w:sz w:val="24"/>
+        </w:rPr>
+        <w:t>微软商业经典版 Outlook 强化 AI 入口，本月功能区将新增 Copilot 专属按钮</w:t>
+      </w:r>
+    </w:p>
+    <w:p>
+      <w:r>
+        <w:rPr>
+          <w:rFonts w:ascii="Times New Roman" w:hAnsi="Times New Roman" w:eastAsia="宋体"/>
+          <w:color w:val="888888"/>
+          <w:sz w:val="18"/>
+        </w:rPr>
+        <w:t>来源:IT之家 | 时间:09-03 15:21</w:t>
+      </w:r>
+    </w:p>
+    <w:p>
+      <w:r>
+        <w:rPr>
+          <w:rFonts w:ascii="Times New Roman" w:hAnsi="Times New Roman" w:eastAsia="宋体"/>
+          <w:sz w:val="18"/>
+        </w:rPr>
+        <w:t>链接:</w:t>
+      </w:r>
+      <w:hyperlink r:id="rId12">
+        <w:r>
+          <w:rPr>
+            <w:color w:val="0563C1"/>
+            <w:u w:val="single"/>
+          </w:rPr>
+          <w:t>微软商业经典版 Outlook 强化 AI 入口，本月功能区将新增 Copilot 专属按钮</w:t>
+        </w:r>
+      </w:hyperlink>
+    </w:p>
+    <w:p>
+      <w:pPr>
+        <w:pStyle w:val="Heading3"/>
+      </w:pPr>
+      <w:r>
+        <w:rPr>
+          <w:rFonts w:ascii="Times New Roman" w:hAnsi="Times New Roman" w:eastAsia="黑体"/>
+          <w:b w:val="0"/>
+          <w:color w:val="888888"/>
+          <w:sz w:val="24"/>
+        </w:rPr>
+        <w:t>【C级·参考】</w:t>
+      </w:r>
+      <w:r>
+        <w:rPr>
+          <w:rFonts w:ascii="Times New Roman" w:hAnsi="Times New Roman" w:eastAsia="黑体"/>
+          <w:b w:val="0"/>
+          <w:color w:val="888888"/>
+          <w:sz w:val="24"/>
+        </w:rPr>
         <w:t>图像编辑器 Paint.NET 首次登陆 Linux：开发者称 AI 辅助 3 周进展超 12 年总和</w:t>
       </w:r>
     </w:p>
@@ -91,7 +295,7 @@
         </w:rPr>
         <w:t>链接:</w:t>
       </w:r>
-      <w:hyperlink r:id="rId9">
+      <w:hyperlink r:id="rId13">
         <w:r>
           <w:rPr>
             <w:color w:val="0563C1"/>
@@ -142,7 +346,7 @@
         </w:rPr>
         <w:t>链接:</w:t>
       </w:r>
-      <w:hyperlink r:id="rId10">
+      <w:hyperlink r:id="rId14">
         <w:r>
           <w:rPr>
             <w:color w:val="0563C1"/>
@@ -193,7 +397,7 @@
         </w:rPr>
         <w:t>链接:</w:t>
       </w:r>
-      <w:hyperlink r:id="rId11">
+      <w:hyperlink r:id="rId15">
         <w:r>
           <w:rPr>
             <w:color w:val="0563C1"/>
@@ -244,7 +448,7 @@
         </w:rPr>
         <w:t>链接:</w:t>
       </w:r>
-      <w:hyperlink r:id="rId12">
+      <w:hyperlink r:id="rId16">
         <w:r>
           <w:rPr>
             <w:color w:val="0563C1"/>
@@ -295,64 +499,13 @@
         </w:rPr>
         <w:t>链接:</w:t>
       </w:r>
-      <w:hyperlink r:id="rId13">
+      <w:hyperlink r:id="rId17">
         <w:r>
           <w:rPr>
             <w:color w:val="0563C1"/>
             <w:u w:val="single"/>
           </w:rPr>
           <w:t>OpenAI 首席科学家回应“AI 推理不透明”争议：复杂度未跳跃增长</w:t>
-        </w:r>
-      </w:hyperlink>
-    </w:p>
-    <w:p>
-      <w:pPr>
-        <w:pStyle w:val="Heading3"/>
-      </w:pPr>
-      <w:r>
-        <w:rPr>
-          <w:rFonts w:ascii="Times New Roman" w:hAnsi="Times New Roman" w:eastAsia="黑体"/>
-          <w:b w:val="0"/>
-          <w:color w:val="888888"/>
-          <w:sz w:val="24"/>
-        </w:rPr>
-        <w:t>【C级·参考】</w:t>
-      </w:r>
-      <w:r>
-        <w:rPr>
-          <w:rFonts w:ascii="Times New Roman" w:hAnsi="Times New Roman" w:eastAsia="黑体"/>
-          <w:b w:val="0"/>
-          <w:color w:val="888888"/>
-          <w:sz w:val="24"/>
-        </w:rPr>
-        <w:t>消息称 MagicOS 11 迭代后，苹果 iPhone 来电可在荣耀 Magic9 上调用 AI 通话接听</w:t>
-      </w:r>
-    </w:p>
-    <w:p>
-      <w:r>
-        <w:rPr>
-          <w:rFonts w:ascii="Times New Roman" w:hAnsi="Times New Roman" w:eastAsia="宋体"/>
-          <w:color w:val="888888"/>
-          <w:sz w:val="18"/>
-        </w:rPr>
-        <w:t>来源:IT之家 | 时间:09-03 11:01</w:t>
-      </w:r>
-    </w:p>
-    <w:p>
-      <w:r>
-        <w:rPr>
-          <w:rFonts w:ascii="Times New Roman" w:hAnsi="Times New Roman" w:eastAsia="宋体"/>
-          <w:sz w:val="18"/>
-        </w:rPr>
-        <w:t>链接:</w:t>
-      </w:r>
-      <w:hyperlink r:id="rId14">
-        <w:r>
-          <w:rPr>
-            <w:color w:val="0563C1"/>
-            <w:u w:val="single"/>
-          </w:rPr>
-          <w:t>消息称 MagicOS 11 迭代后，苹果 iPhone 来电可在荣耀 Magic9 上调用 AI 通话接听</w:t>
         </w:r>
       </w:hyperlink>
     </w:p>
@@ -397,13 +550,64 @@
         </w:rPr>
         <w:t>链接:</w:t>
       </w:r>
-      <w:hyperlink r:id="rId15">
+      <w:hyperlink r:id="rId18">
         <w:r>
           <w:rPr>
             <w:color w:val="0563C1"/>
             <w:u w:val="single"/>
           </w:rPr>
           <w:t>错过鹰角、投过TapTap，这家游戏资本要在上海赌 AI 与游戏下个十年</w:t>
+        </w:r>
+      </w:hyperlink>
+    </w:p>
+    <w:p>
+      <w:pPr>
+        <w:pStyle w:val="Heading3"/>
+      </w:pPr>
+      <w:r>
+        <w:rPr>
+          <w:rFonts w:ascii="Times New Roman" w:hAnsi="Times New Roman" w:eastAsia="黑体"/>
+          <w:b w:val="0"/>
+          <w:color w:val="888888"/>
+          <w:sz w:val="24"/>
+        </w:rPr>
+        <w:t>【C级·参考】</w:t>
+      </w:r>
+      <w:r>
+        <w:rPr>
+          <w:rFonts w:ascii="Times New Roman" w:hAnsi="Times New Roman" w:eastAsia="黑体"/>
+          <w:b w:val="0"/>
+          <w:color w:val="888888"/>
+          <w:sz w:val="24"/>
+        </w:rPr>
+        <w:t>阿里云Qoder上线眼镜版，支持千问与乐奇AI眼镜</w:t>
+      </w:r>
+    </w:p>
+    <w:p>
+      <w:r>
+        <w:rPr>
+          <w:rFonts w:ascii="Times New Roman" w:hAnsi="Times New Roman" w:eastAsia="宋体"/>
+          <w:color w:val="888888"/>
+          <w:sz w:val="18"/>
+        </w:rPr>
+        <w:t>来源:Bing新闻 | 时间:09-03 02:59</w:t>
+      </w:r>
+    </w:p>
+    <w:p>
+      <w:r>
+        <w:rPr>
+          <w:rFonts w:ascii="Times New Roman" w:hAnsi="Times New Roman" w:eastAsia="宋体"/>
+          <w:sz w:val="18"/>
+        </w:rPr>
+        <w:t>链接:</w:t>
+      </w:r>
+      <w:hyperlink r:id="rId19">
+        <w:r>
+          <w:rPr>
+            <w:color w:val="0563C1"/>
+            <w:u w:val="single"/>
+          </w:rPr>
+          <w:t>阿里云Qoder上线眼镜版，支持千问与乐奇AI眼镜</w:t>
         </w:r>
       </w:hyperlink>
     </w:p>
@@ -448,7 +652,7 @@
         </w:rPr>
         <w:t>链接:</w:t>
       </w:r>
-      <w:hyperlink r:id="rId16">
+      <w:hyperlink r:id="rId20">
         <w:r>
           <w:rPr>
             <w:color w:val="0563C1"/>
@@ -478,7 +682,7 @@
           <w:color w:val="888888"/>
           <w:sz w:val="24"/>
         </w:rPr>
-        <w:t>阿里智能体编程平台Qoder上线眼镜版，将接入千问、乐奇AI眼镜</w:t>
+        <w:t>卡位AI眼镜入口，阿里、腾讯、京东为何都选乐奇Rokid？</w:t>
       </w:r>
     </w:p>
     <w:p>
@@ -488,7 +692,7 @@
           <w:color w:val="888888"/>
           <w:sz w:val="18"/>
         </w:rPr>
-        <w:t>来源:Bing新闻 | 时间:09-02 23:37</w:t>
+        <w:t>来源:Bing新闻 | 时间:09-03 00:56</w:t>
       </w:r>
     </w:p>
     <w:p>
@@ -499,13 +703,13 @@
         </w:rPr>
         <w:t>链接:</w:t>
       </w:r>
-      <w:hyperlink r:id="rId17">
+      <w:hyperlink r:id="rId21">
         <w:r>
           <w:rPr>
             <w:color w:val="0563C1"/>
             <w:u w:val="single"/>
           </w:rPr>
-          <w:t>阿里智能体编程平台Qoder上线眼镜版，将接入千问、乐奇AI眼镜</w:t>
+          <w:t>卡位AI眼镜入口，阿里、腾讯、京东为何都选乐奇Rokid？</w:t>
         </w:r>
       </w:hyperlink>
     </w:p>
@@ -550,7 +754,7 @@
         </w:rPr>
         <w:t>链接:</w:t>
       </w:r>
-      <w:hyperlink r:id="rId18">
+      <w:hyperlink r:id="rId22">
         <w:r>
           <w:rPr>
             <w:color w:val="0563C1"/>
@@ -601,7 +805,7 @@
         </w:rPr>
         <w:t>链接:</w:t>
       </w:r>
-      <w:hyperlink r:id="rId19">
+      <w:hyperlink r:id="rId23">
         <w:r>
           <w:rPr>
             <w:color w:val="0563C1"/>
@@ -652,7 +856,7 @@
         </w:rPr>
         <w:t>链接:</w:t>
       </w:r>
-      <w:hyperlink r:id="rId20">
+      <w:hyperlink r:id="rId24">
         <w:r>
           <w:rPr>
             <w:color w:val="0563C1"/>
@@ -703,7 +907,7 @@
         </w:rPr>
         <w:t>链接:</w:t>
       </w:r>
-      <w:hyperlink r:id="rId21">
+      <w:hyperlink r:id="rId25">
         <w:r>
           <w:rPr>
             <w:color w:val="0563C1"/>
@@ -754,13 +958,76 @@
         </w:rPr>
         <w:t>链接:</w:t>
       </w:r>
-      <w:hyperlink r:id="rId22">
+      <w:hyperlink r:id="rId26">
         <w:r>
           <w:rPr>
             <w:color w:val="0563C1"/>
             <w:u w:val="single"/>
           </w:rPr>
           <w:t>乐奇Rokid × 腾讯WorkBuddy联名发布AI眼镜 共创Agent新生态</w:t>
+        </w:r>
+      </w:hyperlink>
+    </w:p>
+    <w:p>
+      <w:pPr>
+        <w:pStyle w:val="Heading2"/>
+      </w:pPr>
+      <w:r>
+        <w:rPr>
+          <w:rFonts w:ascii="Times New Roman" w:hAnsi="Times New Roman" w:eastAsia="黑体"/>
+          <w:sz w:val="28"/>
+        </w:rPr>
+        <w:t>机器人/AI硬件</w:t>
+      </w:r>
+    </w:p>
+    <w:p>
+      <w:pPr>
+        <w:pStyle w:val="Heading3"/>
+      </w:pPr>
+      <w:r>
+        <w:rPr>
+          <w:rFonts w:ascii="Times New Roman" w:hAnsi="Times New Roman" w:eastAsia="黑体"/>
+          <w:b w:val="0"/>
+          <w:color w:val="888888"/>
+          <w:sz w:val="24"/>
+        </w:rPr>
+        <w:t>【C级·参考】</w:t>
+      </w:r>
+      <w:r>
+        <w:rPr>
+          <w:rFonts w:ascii="Times New Roman" w:hAnsi="Times New Roman" w:eastAsia="黑体"/>
+          <w:b w:val="0"/>
+          <w:color w:val="888888"/>
+          <w:sz w:val="24"/>
+        </w:rPr>
+        <w:t>全国首款仿生医疗机器人发布：优必选联合麦迪科技打造，可选男 / 女版本</w:t>
+      </w:r>
+    </w:p>
+    <w:p>
+      <w:r>
+        <w:rPr>
+          <w:rFonts w:ascii="Times New Roman" w:hAnsi="Times New Roman" w:eastAsia="宋体"/>
+          <w:color w:val="888888"/>
+          <w:sz w:val="18"/>
+        </w:rPr>
+        <w:t>来源:IT之家 | 时间:09-03 15:40</w:t>
+      </w:r>
+    </w:p>
+    <w:p>
+      <w:r>
+        <w:rPr>
+          <w:rFonts w:ascii="Times New Roman" w:hAnsi="Times New Roman" w:eastAsia="宋体"/>
+          <w:sz w:val="18"/>
+        </w:rPr>
+        <w:t>链接:</w:t>
+      </w:r>
+      <w:hyperlink r:id="rId27">
+        <w:r>
+          <w:rPr>
+            <w:color w:val="0563C1"/>
+            <w:u w:val="single"/>
+          </w:rPr>
+          <w:t>全国首款仿生医疗机器人发布：优必选联合麦迪科技打造，可选男 / 女版本</w:t>
         </w:r>
       </w:hyperlink>
     </w:p>
@@ -784,7 +1051,7 @@
           <w:color w:val="888888"/>
           <w:sz w:val="24"/>
         </w:rPr>
-        <w:t>“半个游戏圈都投了”！Tripo AI母公司VAST融资30亿元，三七,完美,延趣入局当股东</w:t>
+        <w:t>Reasons robotics is hard</w:t>
       </w:r>
     </w:p>
     <w:p>
@@ -794,7 +1061,7 @@
           <w:color w:val="888888"/>
           <w:sz w:val="18"/>
         </w:rPr>
-        <w:t>来源:GameLook | 时间:09-02 10:00</w:t>
+        <w:t>来源:Hacker News | 时间:09-03 06:02</w:t>
       </w:r>
     </w:p>
     <w:p>
@@ -805,83 +1072,15 @@
         </w:rPr>
         <w:t>链接:</w:t>
       </w:r>
-      <w:hyperlink r:id="rId23">
+      <w:hyperlink r:id="rId28">
         <w:r>
           <w:rPr>
             <w:color w:val="0563C1"/>
             <w:u w:val="single"/>
           </w:rPr>
-          <w:t>“半个游戏圈都投了”！Tripo AI母公司VAST融资30亿元，三七,完美,延趣入局当股东</w:t>
+          <w:t>Reasons robotics is hard</w:t>
         </w:r>
       </w:hyperlink>
-    </w:p>
-    <w:p>
-      <w:pPr>
-        <w:pStyle w:val="Heading3"/>
-      </w:pPr>
-      <w:r>
-        <w:rPr>
-          <w:rFonts w:ascii="Times New Roman" w:hAnsi="Times New Roman" w:eastAsia="黑体"/>
-          <w:b w:val="0"/>
-          <w:color w:val="888888"/>
-          <w:sz w:val="24"/>
-        </w:rPr>
-        <w:t>【C级·参考】</w:t>
-      </w:r>
-      <w:r>
-        <w:rPr>
-          <w:rFonts w:ascii="Times New Roman" w:hAnsi="Times New Roman" w:eastAsia="黑体"/>
-          <w:b w:val="0"/>
-          <w:color w:val="888888"/>
-          <w:sz w:val="24"/>
-        </w:rPr>
-        <w:t>Whistleblower warns Postal Service mail ballot system has catastrophic problems</w:t>
-      </w:r>
-    </w:p>
-    <w:p>
-      <w:r>
-        <w:rPr>
-          <w:rFonts w:ascii="Times New Roman" w:hAnsi="Times New Roman" w:eastAsia="宋体"/>
-          <w:color w:val="888888"/>
-          <w:sz w:val="18"/>
-        </w:rPr>
-        <w:t>来源:Hacker News | 时间:09-02 00:41</w:t>
-      </w:r>
-    </w:p>
-    <w:p>
-      <w:r>
-        <w:rPr>
-          <w:rFonts w:ascii="Times New Roman" w:hAnsi="Times New Roman" w:eastAsia="宋体"/>
-          <w:sz w:val="18"/>
-        </w:rPr>
-        <w:t>链接:</w:t>
-      </w:r>
-      <w:hyperlink r:id="rId24">
-        <w:r>
-          <w:rPr>
-            <w:color w:val="0563C1"/>
-            <w:u w:val="single"/>
-          </w:rPr>
-          <w:t>Whistleblower warns Postal Service mail ballot system has catastrophic problems</w:t>
-        </w:r>
-      </w:hyperlink>
-    </w:p>
-    <w:p>
-      <w:pPr>
-        <w:pStyle w:val="Heading2"/>
-      </w:pPr>
-      <w:r>
-        <w:rPr>
-          <w:rFonts w:ascii="Times New Roman" w:hAnsi="Times New Roman" w:eastAsia="黑体"/>
-          <w:sz w:val="28"/>
-        </w:rPr>
-        <w:t>机器人/AI硬件</w:t>
-      </w:r>
-    </w:p>
-    <w:p>
-      <w:r>
-        <w:t>本线口暂无重要更新</w:t>
-      </w:r>
     </w:p>
     <w:p>
       <w:pPr>
@@ -896,55 +1095,9 @@
       </w:r>
     </w:p>
     <w:p>
-      <w:pPr>
-        <w:pStyle w:val="Heading3"/>
-      </w:pPr>
       <w:r>
-        <w:rPr>
-          <w:rFonts w:ascii="Times New Roman" w:hAnsi="Times New Roman" w:eastAsia="黑体"/>
-          <w:b w:val="0"/>
-          <w:color w:val="888888"/>
-          <w:sz w:val="24"/>
-        </w:rPr>
-        <w:t>【C级·参考】</w:t>
+        <w:t>本线口暂无重要更新</w:t>
       </w:r>
-      <w:r>
-        <w:rPr>
-          <w:rFonts w:ascii="Times New Roman" w:hAnsi="Times New Roman" w:eastAsia="黑体"/>
-          <w:b w:val="0"/>
-          <w:color w:val="888888"/>
-          <w:sz w:val="24"/>
-        </w:rPr>
-        <w:t>量产规模 + 市场份额双第一：地平线征程智驾芯片官宣量产突破 1500 万套</w:t>
-      </w:r>
-    </w:p>
-    <w:p>
-      <w:r>
-        <w:rPr>
-          <w:rFonts w:ascii="Times New Roman" w:hAnsi="Times New Roman" w:eastAsia="宋体"/>
-          <w:color w:val="888888"/>
-          <w:sz w:val="18"/>
-        </w:rPr>
-        <w:t>来源:IT之家 | 时间:09-03 11:06</w:t>
-      </w:r>
-    </w:p>
-    <w:p>
-      <w:r>
-        <w:rPr>
-          <w:rFonts w:ascii="Times New Roman" w:hAnsi="Times New Roman" w:eastAsia="宋体"/>
-          <w:sz w:val="18"/>
-        </w:rPr>
-        <w:t>链接:</w:t>
-      </w:r>
-      <w:hyperlink r:id="rId25">
-        <w:r>
-          <w:rPr>
-            <w:color w:val="0563C1"/>
-            <w:u w:val="single"/>
-          </w:rPr>
-          <w:t>量产规模 + 市场份额双第一：地平线征程智驾芯片官宣量产突破 1500 万套</w:t>
-        </w:r>
-      </w:hyperlink>
     </w:p>
     <w:p>
       <w:pPr>
@@ -999,7 +1152,7 @@
         </w:rPr>
         <w:t>链接:</w:t>
       </w:r>
-      <w:hyperlink r:id="rId26">
+      <w:hyperlink r:id="rId29">
         <w:r>
           <w:rPr>
             <w:color w:val="0563C1"/>
@@ -1041,7 +1194,7 @@
           <w:color w:val="888888"/>
           <w:sz w:val="24"/>
         </w:rPr>
-        <w:t>乐高 PS1 套装曝光：1911 块积木含手柄，附赠《GT 赛车》《捉猴啦》游戏场景</w:t>
+        <w:t>跳票两年终有音讯，游戏《监狱建筑师 2》宣布 9 月封闭测试</w:t>
       </w:r>
     </w:p>
     <w:p>
@@ -1051,7 +1204,7 @@
           <w:color w:val="888888"/>
           <w:sz w:val="18"/>
         </w:rPr>
-        <w:t>来源:IT之家 | 时间:09-03 11:09</w:t>
+        <w:t>来源:IT之家 | 时间:09-03 16:14</w:t>
       </w:r>
     </w:p>
     <w:p>
@@ -1062,64 +1215,13 @@
         </w:rPr>
         <w:t>链接:</w:t>
       </w:r>
-      <w:hyperlink r:id="rId27">
+      <w:hyperlink r:id="rId30">
         <w:r>
           <w:rPr>
             <w:color w:val="0563C1"/>
             <w:u w:val="single"/>
           </w:rPr>
-          <w:t>乐高 PS1 套装曝光：1911 块积木含手柄，附赠《GT 赛车》《捉猴啦》游戏场景</w:t>
-        </w:r>
-      </w:hyperlink>
-    </w:p>
-    <w:p>
-      <w:pPr>
-        <w:pStyle w:val="Heading3"/>
-      </w:pPr>
-      <w:r>
-        <w:rPr>
-          <w:rFonts w:ascii="Times New Roman" w:hAnsi="Times New Roman" w:eastAsia="黑体"/>
-          <w:b w:val="0"/>
-          <w:color w:val="888888"/>
-          <w:sz w:val="24"/>
-        </w:rPr>
-        <w:t>【C级·参考】</w:t>
-      </w:r>
-      <w:r>
-        <w:rPr>
-          <w:rFonts w:ascii="Times New Roman" w:hAnsi="Times New Roman" w:eastAsia="黑体"/>
-          <w:b w:val="0"/>
-          <w:color w:val="888888"/>
-          <w:sz w:val="24"/>
-        </w:rPr>
-        <w:t>《漫威金刚狼》游戏 32 套金刚狼战衣曝光，多款利爪外观同步流出</w:t>
-      </w:r>
-    </w:p>
-    <w:p>
-      <w:r>
-        <w:rPr>
-          <w:rFonts w:ascii="Times New Roman" w:hAnsi="Times New Roman" w:eastAsia="宋体"/>
-          <w:color w:val="888888"/>
-          <w:sz w:val="18"/>
-        </w:rPr>
-        <w:t>来源:IT之家 | 时间:09-03 10:58</w:t>
-      </w:r>
-    </w:p>
-    <w:p>
-      <w:r>
-        <w:rPr>
-          <w:rFonts w:ascii="Times New Roman" w:hAnsi="Times New Roman" w:eastAsia="宋体"/>
-          <w:sz w:val="18"/>
-        </w:rPr>
-        <w:t>链接:</w:t>
-      </w:r>
-      <w:hyperlink r:id="rId28">
-        <w:r>
-          <w:rPr>
-            <w:color w:val="0563C1"/>
-            <w:u w:val="single"/>
-          </w:rPr>
-          <w:t>《漫威金刚狼》游戏 32 套金刚狼战衣曝光，多款利爪外观同步流出</w:t>
+          <w:t>跳票两年终有音讯，游戏《监狱建筑师 2》宣布 9 月封闭测试</w:t>
         </w:r>
       </w:hyperlink>
     </w:p>
@@ -1164,7 +1266,7 @@
         </w:rPr>
         <w:t>链接:</w:t>
       </w:r>
-      <w:hyperlink r:id="rId29">
+      <w:hyperlink r:id="rId31">
         <w:r>
           <w:rPr>
             <w:color w:val="0563C1"/>
@@ -1215,64 +1317,13 @@
         </w:rPr>
         <w:t>链接:</w:t>
       </w:r>
-      <w:hyperlink r:id="rId30">
+      <w:hyperlink r:id="rId32">
         <w:r>
           <w:rPr>
             <w:color w:val="0563C1"/>
             <w:u w:val="single"/>
           </w:rPr>
           <w:t>前腾讯海外总监分享：全球游戏业大洗牌，你该知道啥？</w:t>
-        </w:r>
-      </w:hyperlink>
-    </w:p>
-    <w:p>
-      <w:pPr>
-        <w:pStyle w:val="Heading3"/>
-      </w:pPr>
-      <w:r>
-        <w:rPr>
-          <w:rFonts w:ascii="Times New Roman" w:hAnsi="Times New Roman" w:eastAsia="黑体"/>
-          <w:b w:val="0"/>
-          <w:color w:val="888888"/>
-          <w:sz w:val="24"/>
-        </w:rPr>
-        <w:t>【C级·参考】</w:t>
-      </w:r>
-      <w:r>
-        <w:rPr>
-          <w:rFonts w:ascii="Times New Roman" w:hAnsi="Times New Roman" w:eastAsia="黑体"/>
-          <w:b w:val="0"/>
-          <w:color w:val="888888"/>
-          <w:sz w:val="24"/>
-        </w:rPr>
-        <w:t>小牛推出雷蛇联名款 FQiX 电动两轮车，配备专属电竞黑绿涂装</w:t>
-      </w:r>
-    </w:p>
-    <w:p>
-      <w:r>
-        <w:rPr>
-          <w:rFonts w:ascii="Times New Roman" w:hAnsi="Times New Roman" w:eastAsia="宋体"/>
-          <w:color w:val="888888"/>
-          <w:sz w:val="18"/>
-        </w:rPr>
-        <w:t>来源:IT之家 | 时间:09-03 10:42</w:t>
-      </w:r>
-    </w:p>
-    <w:p>
-      <w:r>
-        <w:rPr>
-          <w:rFonts w:ascii="Times New Roman" w:hAnsi="Times New Roman" w:eastAsia="宋体"/>
-          <w:sz w:val="18"/>
-        </w:rPr>
-        <w:t>链接:</w:t>
-      </w:r>
-      <w:hyperlink r:id="rId31">
-        <w:r>
-          <w:rPr>
-            <w:color w:val="0563C1"/>
-            <w:u w:val="single"/>
-          </w:rPr>
-          <w:t>小牛推出雷蛇联名款 FQiX 电动两轮车，配备专属电竞黑绿涂装</w:t>
         </w:r>
       </w:hyperlink>
     </w:p>
@@ -1317,7 +1368,7 @@
         </w:rPr>
         <w:t>链接:</w:t>
       </w:r>
-      <w:hyperlink r:id="rId32">
+      <w:hyperlink r:id="rId33">
         <w:r>
           <w:rPr>
             <w:color w:val="0563C1"/>
@@ -1368,7 +1419,7 @@
         </w:rPr>
         <w:t>链接:</w:t>
       </w:r>
-      <w:hyperlink r:id="rId33">
+      <w:hyperlink r:id="rId34">
         <w:r>
           <w:rPr>
             <w:color w:val="0563C1"/>
@@ -1419,13 +1470,76 @@
         </w:rPr>
         <w:t>链接:</w:t>
       </w:r>
-      <w:hyperlink r:id="rId34">
+      <w:hyperlink r:id="rId35">
         <w:r>
           <w:rPr>
             <w:color w:val="0563C1"/>
             <w:u w:val="single"/>
           </w:rPr>
           <w:t>9月预计12款新游上线：腾讯《王者万象棋》领衔，莉莉丝,完美,B站,趣加逐个登场</w:t>
+        </w:r>
+      </w:hyperlink>
+    </w:p>
+    <w:p>
+      <w:pPr>
+        <w:pStyle w:val="Heading2"/>
+      </w:pPr>
+      <w:r>
+        <w:rPr>
+          <w:rFonts w:ascii="Times New Roman" w:hAnsi="Times New Roman" w:eastAsia="黑体"/>
+          <w:sz w:val="28"/>
+        </w:rPr>
+        <w:t>消费/以旧换新/新餐饮</w:t>
+      </w:r>
+    </w:p>
+    <w:p>
+      <w:pPr>
+        <w:pStyle w:val="Heading3"/>
+      </w:pPr>
+      <w:r>
+        <w:rPr>
+          <w:rFonts w:ascii="Times New Roman" w:hAnsi="Times New Roman" w:eastAsia="黑体"/>
+          <w:b w:val="0"/>
+          <w:color w:val="888888"/>
+          <w:sz w:val="24"/>
+        </w:rPr>
+        <w:t>【C级·参考】</w:t>
+      </w:r>
+      <w:r>
+        <w:rPr>
+          <w:rFonts w:ascii="Times New Roman" w:hAnsi="Times New Roman" w:eastAsia="黑体"/>
+          <w:b w:val="0"/>
+          <w:color w:val="888888"/>
+          <w:sz w:val="24"/>
+        </w:rPr>
+        <w:t>乘联分会：初步统计 8 月全国乘用车市场零售 162.6 万辆同比下降 19%，新能源渗透率 65.7%</w:t>
+      </w:r>
+    </w:p>
+    <w:p>
+      <w:r>
+        <w:rPr>
+          <w:rFonts w:ascii="Times New Roman" w:hAnsi="Times New Roman" w:eastAsia="宋体"/>
+          <w:color w:val="888888"/>
+          <w:sz w:val="18"/>
+        </w:rPr>
+        <w:t>来源:IT之家 | 时间:09-03 16:07</w:t>
+      </w:r>
+    </w:p>
+    <w:p>
+      <w:r>
+        <w:rPr>
+          <w:rFonts w:ascii="Times New Roman" w:hAnsi="Times New Roman" w:eastAsia="宋体"/>
+          <w:sz w:val="18"/>
+        </w:rPr>
+        <w:t>链接:</w:t>
+      </w:r>
+      <w:hyperlink r:id="rId36">
+        <w:r>
+          <w:rPr>
+            <w:color w:val="0563C1"/>
+            <w:u w:val="single"/>
+          </w:rPr>
+          <w:t>乘联分会：初步统计 8 月全国乘用车市场零售 162.6 万辆同比下降 19%，新能源渗透率 65.7%</w:t>
         </w:r>
       </w:hyperlink>
     </w:p>
@@ -1449,7 +1563,7 @@
           <w:color w:val="888888"/>
           <w:sz w:val="24"/>
         </w:rPr>
-        <w:t>程序员吐槽：不要给“编故事的作家”做游戏，“5个月大改4次”太折腾人了</w:t>
+        <w:t>宁德时代曾毓群：行业比速度、比参数、比低价，但这是以牺牲产品质量和消费者信任为代价</w:t>
       </w:r>
     </w:p>
     <w:p>
@@ -1459,109 +1573,7 @@
           <w:color w:val="888888"/>
           <w:sz w:val="18"/>
         </w:rPr>
-        <w:t>来源:GameLook | 时间:09-02 10:17</w:t>
-      </w:r>
-    </w:p>
-    <w:p>
-      <w:r>
-        <w:rPr>
-          <w:rFonts w:ascii="Times New Roman" w:hAnsi="Times New Roman" w:eastAsia="宋体"/>
-          <w:sz w:val="18"/>
-        </w:rPr>
-        <w:t>链接:</w:t>
-      </w:r>
-      <w:hyperlink r:id="rId35">
-        <w:r>
-          <w:rPr>
-            <w:color w:val="0563C1"/>
-            <w:u w:val="single"/>
-          </w:rPr>
-          <w:t>程序员吐槽：不要给“编故事的作家”做游戏，“5个月大改4次”太折腾人了</w:t>
-        </w:r>
-      </w:hyperlink>
-    </w:p>
-    <w:p>
-      <w:pPr>
-        <w:pStyle w:val="Heading3"/>
-      </w:pPr>
-      <w:r>
-        <w:rPr>
-          <w:rFonts w:ascii="Times New Roman" w:hAnsi="Times New Roman" w:eastAsia="黑体"/>
-          <w:b w:val="0"/>
-          <w:color w:val="888888"/>
-          <w:sz w:val="24"/>
-        </w:rPr>
-        <w:t>【C级·参考】</w:t>
-      </w:r>
-      <w:r>
-        <w:rPr>
-          <w:rFonts w:ascii="Times New Roman" w:hAnsi="Times New Roman" w:eastAsia="黑体"/>
-          <w:b w:val="0"/>
-          <w:color w:val="888888"/>
-          <w:sz w:val="24"/>
-        </w:rPr>
-        <w:t>苹果护城河塌了！App Store收入十年首次下滑，中国游戏成“全球手游顶梁柱”</w:t>
-      </w:r>
-    </w:p>
-    <w:p>
-      <w:r>
-        <w:rPr>
-          <w:rFonts w:ascii="Times New Roman" w:hAnsi="Times New Roman" w:eastAsia="宋体"/>
-          <w:color w:val="888888"/>
-          <w:sz w:val="18"/>
-        </w:rPr>
-        <w:t>来源:GameLook | 时间:09-02 09:46</w:t>
-      </w:r>
-    </w:p>
-    <w:p>
-      <w:r>
-        <w:rPr>
-          <w:rFonts w:ascii="Times New Roman" w:hAnsi="Times New Roman" w:eastAsia="宋体"/>
-          <w:sz w:val="18"/>
-        </w:rPr>
-        <w:t>链接:</w:t>
-      </w:r>
-      <w:hyperlink r:id="rId36">
-        <w:r>
-          <w:rPr>
-            <w:color w:val="0563C1"/>
-            <w:u w:val="single"/>
-          </w:rPr>
-          <w:t>苹果护城河塌了！App Store收入十年首次下滑，中国游戏成“全球手游顶梁柱”</w:t>
-        </w:r>
-      </w:hyperlink>
-    </w:p>
-    <w:p>
-      <w:pPr>
-        <w:pStyle w:val="Heading3"/>
-      </w:pPr>
-      <w:r>
-        <w:rPr>
-          <w:rFonts w:ascii="Times New Roman" w:hAnsi="Times New Roman" w:eastAsia="黑体"/>
-          <w:b w:val="0"/>
-          <w:color w:val="888888"/>
-          <w:sz w:val="24"/>
-        </w:rPr>
-        <w:t>【C级·参考】</w:t>
-      </w:r>
-      <w:r>
-        <w:rPr>
-          <w:rFonts w:ascii="Times New Roman" w:hAnsi="Times New Roman" w:eastAsia="黑体"/>
-          <w:b w:val="0"/>
-          <w:color w:val="888888"/>
-          <w:sz w:val="24"/>
-        </w:rPr>
-        <w:t>七年经手400亿美元，“游戏并购教父”分享：终极买家已是中国人沙特人</w:t>
-      </w:r>
-    </w:p>
-    <w:p>
-      <w:r>
-        <w:rPr>
-          <w:rFonts w:ascii="Times New Roman" w:hAnsi="Times New Roman" w:eastAsia="宋体"/>
-          <w:color w:val="888888"/>
-          <w:sz w:val="18"/>
-        </w:rPr>
-        <w:t>来源:GameLook | 时间:09-02 09:17</w:t>
+        <w:t>来源:IT之家 | 时间:09-03 16:01</w:t>
       </w:r>
     </w:p>
     <w:p>
@@ -1578,21 +1590,9 @@
             <w:color w:val="0563C1"/>
             <w:u w:val="single"/>
           </w:rPr>
-          <w:t>七年经手400亿美元，“游戏并购教父”分享：终极买家已是中国人沙特人</w:t>
+          <w:t>宁德时代曾毓群：行业比速度、比参数、比低价，但这是以牺牲产品质量和消费者信任为代价</w:t>
         </w:r>
       </w:hyperlink>
-    </w:p>
-    <w:p>
-      <w:pPr>
-        <w:pStyle w:val="Heading2"/>
-      </w:pPr>
-      <w:r>
-        <w:rPr>
-          <w:rFonts w:ascii="Times New Roman" w:hAnsi="Times New Roman" w:eastAsia="黑体"/>
-          <w:sz w:val="28"/>
-        </w:rPr>
-        <w:t>消费/以旧换新/新餐饮</w:t>
-      </w:r>
     </w:p>
     <w:p>
       <w:pPr>
@@ -1671,7 +1671,7 @@
           <w:rFonts w:ascii="Times New Roman" w:hAnsi="Times New Roman" w:eastAsia="宋体"/>
           <w:sz w:val="18"/>
         </w:rPr>
-        <w:t>IT之家(60)、GameLook(12)、HackerNews(6)、Bing新闻(5)</w:t>
+        <w:t>IT之家(60)、GameLook(12)、HackerNews(6)、Bing新闻(7)</w:t>
       </w:r>
     </w:p>
     <w:p>
